--- a/docs/Budget_Targets_Table.docx
+++ b/docs/Budget_Targets_Table.docx
@@ -561,7 +561,7 @@
           </w:tcPr>
           <w:p>
             <w:r>
-              <w:t>ANNUAL_BUDGET_TARGET_AMOUNT</w:t>
+              <w:t>SOURCE_AMOUNT_ILS</w:t>
             </w:r>
           </w:p>
         </w:tc>
@@ -591,7 +591,133 @@
           </w:tcPr>
           <w:p>
             <w:r>
-              <w:t>Annual target in ILS, summed across months</w:t>
+              <w:t>Snowflake source amount (refreshed by every Sync)</w:t>
+            </w:r>
+          </w:p>
+        </w:tc>
+      </w:tr>
+      <w:tr>
+        <w:tc>
+          <w:tcPr>
+            <w:tcW w:type="dxa" w:w="2160"/>
+          </w:tcPr>
+          <w:p>
+            <w:r>
+              <w:t>USER_OVERRIDE_AMOUNT_ILS</w:t>
+            </w:r>
+          </w:p>
+        </w:tc>
+        <w:tc>
+          <w:tcPr>
+            <w:tcW w:type="dxa" w:w="2160"/>
+          </w:tcPr>
+          <w:p>
+            <w:r>
+              <w:t>REAL</w:t>
+            </w:r>
+          </w:p>
+        </w:tc>
+        <w:tc>
+          <w:tcPr>
+            <w:tcW w:type="dxa" w:w="2160"/>
+          </w:tcPr>
+          <w:p>
+            <w:r>
+              <w:t>No</w:t>
+            </w:r>
+          </w:p>
+        </w:tc>
+        <w:tc>
+          <w:tcPr>
+            <w:tcW w:type="dxa" w:w="2160"/>
+          </w:tcPr>
+          <w:p>
+            <w:r>
+              <w:t>Absolute override set by a user (preserved across Syncs)</w:t>
+            </w:r>
+          </w:p>
+        </w:tc>
+      </w:tr>
+      <w:tr>
+        <w:tc>
+          <w:tcPr>
+            <w:tcW w:type="dxa" w:w="2160"/>
+          </w:tcPr>
+          <w:p>
+            <w:r>
+              <w:t>USER_OVERRIDE_PCT</w:t>
+            </w:r>
+          </w:p>
+        </w:tc>
+        <w:tc>
+          <w:tcPr>
+            <w:tcW w:type="dxa" w:w="2160"/>
+          </w:tcPr>
+          <w:p>
+            <w:r>
+              <w:t>REAL</w:t>
+            </w:r>
+          </w:p>
+        </w:tc>
+        <w:tc>
+          <w:tcPr>
+            <w:tcW w:type="dxa" w:w="2160"/>
+          </w:tcPr>
+          <w:p>
+            <w:r>
+              <w:t>No</w:t>
+            </w:r>
+          </w:p>
+        </w:tc>
+        <w:tc>
+          <w:tcPr>
+            <w:tcW w:type="dxa" w:w="2160"/>
+          </w:tcPr>
+          <w:p>
+            <w:r>
+              <w:t>Percentage adjustment vs SOURCE_AMOUNT_ILS (preserved across Syncs)</w:t>
+            </w:r>
+          </w:p>
+        </w:tc>
+      </w:tr>
+      <w:tr>
+        <w:tc>
+          <w:tcPr>
+            <w:tcW w:type="dxa" w:w="2160"/>
+          </w:tcPr>
+          <w:p>
+            <w:r>
+              <w:t>ANNUAL_BUDGET_TARGET_AMOUNT</w:t>
+            </w:r>
+          </w:p>
+        </w:tc>
+        <w:tc>
+          <w:tcPr>
+            <w:tcW w:type="dxa" w:w="2160"/>
+          </w:tcPr>
+          <w:p>
+            <w:r>
+              <w:t>REAL (GENERATED)</w:t>
+            </w:r>
+          </w:p>
+        </w:tc>
+        <w:tc>
+          <w:tcPr>
+            <w:tcW w:type="dxa" w:w="2160"/>
+          </w:tcPr>
+          <w:p>
+            <w:r>
+              <w:t>No</w:t>
+            </w:r>
+          </w:p>
+        </w:tc>
+        <w:tc>
+          <w:tcPr>
+            <w:tcW w:type="dxa" w:w="2160"/>
+          </w:tcPr>
+          <w:p>
+            <w:r>
+              <w:t>Final figure. COALESCE(absolute override, source*(1+pct/100), source)</w:t>
             </w:r>
           </w:p>
         </w:tc>
@@ -633,7 +759,133 @@
           </w:tcPr>
           <w:p>
             <w:r>
-              <w:t>NetSuite subsidiary; 3 = LSports</w:t>
+              <w:t>NetSuite subsidiary; 3 = LSports, 6 = Statscore</w:t>
+            </w:r>
+          </w:p>
+        </w:tc>
+      </w:tr>
+      <w:tr>
+        <w:tc>
+          <w:tcPr>
+            <w:tcW w:type="dxa" w:w="2160"/>
+          </w:tcPr>
+          <w:p>
+            <w:r>
+              <w:t>USER_EDITED_BY</w:t>
+            </w:r>
+          </w:p>
+        </w:tc>
+        <w:tc>
+          <w:tcPr>
+            <w:tcW w:type="dxa" w:w="2160"/>
+          </w:tcPr>
+          <w:p>
+            <w:r>
+              <w:t>TEXT</w:t>
+            </w:r>
+          </w:p>
+        </w:tc>
+        <w:tc>
+          <w:tcPr>
+            <w:tcW w:type="dxa" w:w="2160"/>
+          </w:tcPr>
+          <w:p>
+            <w:r>
+              <w:t>No</w:t>
+            </w:r>
+          </w:p>
+        </w:tc>
+        <w:tc>
+          <w:tcPr>
+            <w:tcW w:type="dxa" w:w="2160"/>
+          </w:tcPr>
+          <w:p>
+            <w:r>
+              <w:t>Email of the user who last set an override (DOTAN, LITAL, ...)</w:t>
+            </w:r>
+          </w:p>
+        </w:tc>
+      </w:tr>
+      <w:tr>
+        <w:tc>
+          <w:tcPr>
+            <w:tcW w:type="dxa" w:w="2160"/>
+          </w:tcPr>
+          <w:p>
+            <w:r>
+              <w:t>USER_EDITED_AT</w:t>
+            </w:r>
+          </w:p>
+        </w:tc>
+        <w:tc>
+          <w:tcPr>
+            <w:tcW w:type="dxa" w:w="2160"/>
+          </w:tcPr>
+          <w:p>
+            <w:r>
+              <w:t>TEXT</w:t>
+            </w:r>
+          </w:p>
+        </w:tc>
+        <w:tc>
+          <w:tcPr>
+            <w:tcW w:type="dxa" w:w="2160"/>
+          </w:tcPr>
+          <w:p>
+            <w:r>
+              <w:t>No</w:t>
+            </w:r>
+          </w:p>
+        </w:tc>
+        <w:tc>
+          <w:tcPr>
+            <w:tcW w:type="dxa" w:w="2160"/>
+          </w:tcPr>
+          <w:p>
+            <w:r>
+              <w:t>Timestamp of last user override edit</w:t>
+            </w:r>
+          </w:p>
+        </w:tc>
+      </w:tr>
+      <w:tr>
+        <w:tc>
+          <w:tcPr>
+            <w:tcW w:type="dxa" w:w="2160"/>
+          </w:tcPr>
+          <w:p>
+            <w:r>
+              <w:t>SOURCE_SYNCED_AT</w:t>
+            </w:r>
+          </w:p>
+        </w:tc>
+        <w:tc>
+          <w:tcPr>
+            <w:tcW w:type="dxa" w:w="2160"/>
+          </w:tcPr>
+          <w:p>
+            <w:r>
+              <w:t>TEXT</w:t>
+            </w:r>
+          </w:p>
+        </w:tc>
+        <w:tc>
+          <w:tcPr>
+            <w:tcW w:type="dxa" w:w="2160"/>
+          </w:tcPr>
+          <w:p>
+            <w:r>
+              <w:t>Yes</w:t>
+            </w:r>
+          </w:p>
+        </w:tc>
+        <w:tc>
+          <w:tcPr>
+            <w:tcW w:type="dxa" w:w="2160"/>
+          </w:tcPr>
+          <w:p>
+            <w:r>
+              <w:t>Timestamp of last Snowflake refresh for this row</w:t>
             </w:r>
           </w:p>
         </w:tc>
@@ -675,7 +927,7 @@
           </w:tcPr>
           <w:p>
             <w:r>
-              <w:t>ISO timestamp set on insert/update</w:t>
+              <w:t>Row creation timestamp</w:t>
             </w:r>
           </w:p>
         </w:tc>
@@ -734,15 +986,78 @@
         <w:br/>
         <w:t xml:space="preserve">    NETSUITE_INTERNAL_NUMBER     INTEGER,</w:t>
         <w:br/>
-        <w:t xml:space="preserve">    ANNUAL_BUDGET_TARGET_AMOUNT  REAL,</w:t>
+        <w:t xml:space="preserve">    SOURCE_AMOUNT_ILS            REAL,</w:t>
+        <w:br/>
+        <w:t xml:space="preserve">    USER_OVERRIDE_AMOUNT_ILS     REAL,</w:t>
+        <w:br/>
+        <w:t xml:space="preserve">    USER_OVERRIDE_PCT            REAL,</w:t>
+        <w:br/>
+        <w:t xml:space="preserve">    ANNUAL_BUDGET_TARGET_AMOUNT  REAL GENERATED ALWAYS AS (</w:t>
+        <w:br/>
+        <w:t xml:space="preserve">      COALESCE(</w:t>
+        <w:br/>
+        <w:t xml:space="preserve">        USER_OVERRIDE_AMOUNT_ILS,</w:t>
+        <w:br/>
+        <w:t xml:space="preserve">        SOURCE_AMOUNT_ILS * (1 + COALESCE(USER_OVERRIDE_PCT, 0) / 100.0),</w:t>
+        <w:br/>
+        <w:t xml:space="preserve">        SOURCE_AMOUNT_ILS</w:t>
+        <w:br/>
+        <w:t xml:space="preserve">      )</w:t>
+        <w:br/>
+        <w:t xml:space="preserve">    ) STORED,</w:t>
+        <w:br/>
+        <w:t xml:space="preserve">    USER_EDITED_BY               TEXT,</w:t>
+        <w:br/>
+        <w:t xml:space="preserve">    USER_EDITED_AT               TEXT,</w:t>
         <w:br/>
         <w:t xml:space="preserve">    SUBSIDIARY_ID                INTEGER NOT NULL,</w:t>
+        <w:br/>
+        <w:t xml:space="preserve">    SOURCE_SYNCED_AT             TEXT NOT NULL DEFAULT (datetime('now')),</w:t>
         <w:br/>
         <w:t xml:space="preserve">    LOADED_AT                    TEXT NOT NULL DEFAULT (datetime('now')),</w:t>
         <w:br/>
         <w:t xml:space="preserve">    PRIMARY KEY (FISCAL_YEAR, SUBSIDIARY_ID, DEPARTMENT, LOCATION, ACCOUNT_NUMBER, CURRENCY)</w:t>
         <w:br/>
         <w:t>) STRICT;</w:t>
+      </w:r>
+    </w:p>
+    <w:p>
+      <w:pPr>
+        <w:pStyle w:val="Heading2"/>
+      </w:pPr>
+      <w:r>
+        <w:t>User Overrides and Sync Semantics</w:t>
+      </w:r>
+    </w:p>
+    <w:p>
+      <w:r>
+        <w:t>The table separates Snowflake-sourced values from user-entered overrides so that running Sync never overwrites a final figure that a user has edited.</w:t>
+      </w:r>
+    </w:p>
+    <w:p>
+      <w:r>
+        <w:t>SOURCE_AMOUNT_ILS is owned by the Sync job and refreshed on every Sync. USER_OVERRIDE_AMOUNT_ILS and USER_OVERRIDE_PCT are owned by users and never touched by Sync. ANNUAL_BUDGET_TARGET_AMOUNT is a generated column — it recomputes automatically whenever the source or the override changes.</w:t>
+      </w:r>
+    </w:p>
+    <w:p>
+      <w:r>
+        <w:rPr>
+          <w:b/>
+        </w:rPr>
+        <w:t xml:space="preserve">Resolution order (final figure): </w:t>
+      </w:r>
+      <w:r>
+        <w:t>USER_OVERRIDE_AMOUNT_ILS (absolute) wins; otherwise SOURCE_AMOUNT_ILS x (1 + USER_OVERRIDE_PCT/100); otherwise SOURCE_AMOUNT_ILS as-is.</w:t>
+      </w:r>
+    </w:p>
+    <w:p>
+      <w:r>
+        <w:t>Sync is non-destructive: it upserts source-owned columns for rows present in Snowflake, and deletes rows in scope that did not appear in this sync ONLY when no user override is set. Rows with a user override survive even if the underlying GL account is removed from Snowflake.</w:t>
+      </w:r>
+    </w:p>
+    <w:p>
+      <w:r>
+        <w:t>Authorisation: editing overrides is open to any authenticated dashboard user (USER_EDITED_BY records the editor's email — e.g. DOTAN, LITAL). Running Sync is restricted to the SYNC_ALLOWLIST environment variable (default: matan.l@lsports.eu). The frontend hides the Sync button for users who are not in the allowlist (sourced from GET /api/whoami).</w:t>
       </w:r>
     </w:p>
     <w:p>

--- a/docs/Budget_Targets_Table.docx
+++ b/docs/Budget_Targets_Table.docx
@@ -1820,7 +1820,38 @@
         <w:pStyle w:val="Heading2"/>
       </w:pPr>
       <w:r>
-        <w:t>Option 3 — Direct API call (for n8n, scripts, etc.)</w:t>
+        <w:t>Editing overrides (DOTAN / LITAL / anyone authenticated)</w:t>
+      </w:r>
+    </w:p>
+    <w:p>
+      <w:r>
+        <w:t>Click the 'Targets' button in the dashboard header (amber, next to the year selector) to open the edit drawer for the currently-selected company + year. Each row shows the Snowflake source amount and two editable fields: absolute override amount (ILS) and percentage adjustment. Edits save on blur. Rows with an override are highlighted amber.</w:t>
+      </w:r>
+    </w:p>
+    <w:p>
+      <w:r>
+        <w:t>Every edit is recorded in BUDGET_TARGET_EDIT_LOG (audit log) with the editor's email, timestamp, field name, and before/after values.</w:t>
+      </w:r>
+    </w:p>
+    <w:p>
+      <w:pPr>
+        <w:pStyle w:val="Heading2"/>
+      </w:pPr>
+      <w:r>
+        <w:t>Notifications when someone else edits</w:t>
+      </w:r>
+    </w:p>
+    <w:p>
+      <w:r>
+        <w:t>Each open dashboard polls GET /api/budget-target-edits every 30 seconds. New edits made by other users (not the viewer) appear as an amber banner at the top of the page with department, account, field, before/after values, editor name, and timestamp. The banner supports per-edit dismissal and 'Dismiss All'. Dismissed IDs are remembered in localStorage so they don't reappear on refresh.</w:t>
+      </w:r>
+    </w:p>
+    <w:p>
+      <w:pPr>
+        <w:pStyle w:val="Heading2"/>
+      </w:pPr>
+      <w:r>
+        <w:t>Option 3 - Direct API call (for n8n, scripts, etc.)</w:t>
       </w:r>
     </w:p>
     <w:p>
